--- a/backend/data/corpus/DOC-20251110-233.docx
+++ b/backend/data/corpus/DOC-20251110-233.docx
@@ -351,7 +351,7 @@
         <w:rPr>
           <w:sz w:val="21"/>
         </w:rPr>
-        <w:t>&gt; An unhurried visit in the back office; the schedule was tight.</w:t>
+        <w:t>&gt; Caught an unhurried window in the reading room between patients.</w:t>
       </w:r>
     </w:p>
     <w:p>
@@ -359,7 +359,7 @@
         <w:rPr>
           <w:sz w:val="21"/>
         </w:rPr>
-        <w:t>&gt; The composition of the refractory group has shifted over the last year or two.</w:t>
+        <w:t>&gt; Described a preference for slower titration in general, unrelated to any particular patient.</w:t>
       </w:r>
     </w:p>
     <w:p>
@@ -368,6 +368,14 @@
           <w:sz w:val="21"/>
         </w:rPr>
         <w:t>&gt; Flagged the post-stroke epilepsy group, described as sitting outside the usual buckets.</w:t>
+      </w:r>
+    </w:p>
+    <w:p>
+      <w:r>
+        <w:rPr>
+          <w:sz w:val="21"/>
+        </w:rPr>
+        <w:t>&gt; The composition of the older half of the panel has shifted over the last year or two.</w:t>
       </w:r>
     </w:p>
     <w:p>
@@ -391,15 +399,7 @@
         <w:rPr>
           <w:sz w:val="21"/>
         </w:rPr>
-        <w:t>&gt; The travel schedule this year came up, adn little else.</w:t>
-      </w:r>
-    </w:p>
-    <w:p>
-      <w:r>
-        <w:rPr>
-          <w:sz w:val="21"/>
-        </w:rPr>
-        <w:t>&gt; The composition of long-standing patients has shifted over teh last year or two.</w:t>
+        <w:t>&gt; Stopped by by the scheduling desk for a brief conversation.</w:t>
       </w:r>
     </w:p>
     <w:p>
@@ -408,6 +408,22 @@
           <w:sz w:val="21"/>
         </w:rPr>
         <w:t>&gt; Open request from this visit: a shorter interaction reference that intake staff could work from.</w:t>
+      </w:r>
+    </w:p>
+    <w:p>
+      <w:r>
+        <w:rPr>
+          <w:sz w:val="21"/>
+        </w:rPr>
+        <w:t>&gt; Referenced a case series someone forwarded in passing.</w:t>
+      </w:r>
+    </w:p>
+    <w:p>
+      <w:r>
+        <w:rPr>
+          <w:sz w:val="21"/>
+        </w:rPr>
+        <w:t>&gt; Nothing that needed follow-up. Safety items asked about and confirmed none.</w:t>
       </w:r>
     </w:p>
     <w:p>
@@ -431,7 +447,7 @@
         <w:rPr>
           <w:sz w:val="21"/>
         </w:rPr>
-        <w:t>&gt; Caught a fragmented window in teh shared office between patients.</w:t>
+        <w:t>&gt; Caught a short window outside the EEG suite between patients.</w:t>
       </w:r>
     </w:p>
     <w:p>
@@ -439,7 +455,7 @@
         <w:rPr>
           <w:sz w:val="21"/>
         </w:rPr>
-        <w:t>&gt; Described how teh refractory group is triaged now compared with before.</w:t>
+        <w:t>&gt; Nothing that needed follow-up. Safety items asked about and confirmed none.</w:t>
       </w:r>
     </w:p>
     <w:p>
@@ -471,7 +487,7 @@
         <w:rPr>
           <w:sz w:val="21"/>
         </w:rPr>
-        <w:t>&gt; Benefit verification is the step that most often delays a start here.</w:t>
+        <w:t>&gt; A fragmented conversation in the corridor, mostly logistics.</w:t>
       </w:r>
     </w:p>
     <w:p>
@@ -479,7 +495,7 @@
         <w:rPr>
           <w:sz w:val="21"/>
         </w:rPr>
-        <w:t>&gt; Spent some time on the pediatric-to-adult transfers and how workup decisions get sequenced.</w:t>
+        <w:t>&gt; The travel schedule this year came up, and little else.</w:t>
       </w:r>
     </w:p>
     <w:p>
@@ -511,7 +527,7 @@
         <w:rPr>
           <w:sz w:val="21"/>
         </w:rPr>
-        <w:t>&gt; A fragmented conversation at the nurses' station, mostly logistics.</w:t>
+        <w:t>&gt; Talked through long-standing patients in general terms, without any specific case.</w:t>
       </w:r>
     </w:p>
     <w:p>
@@ -527,7 +543,7 @@
         <w:rPr>
           <w:sz w:val="21"/>
         </w:rPr>
-        <w:t>&gt; Compared notes on which sessions were worth the time.</w:t>
+        <w:t>&gt; Spent some time on newly referred patients and how workup decisions get sequenced.</w:t>
       </w:r>
     </w:p>
     <w:p>
